--- a/Eras short description.docx
+++ b/Eras short description.docx
@@ -296,7 +296,22 @@
           <w:color w:val="000000"/>
           <w:rtl/>
         </w:rPr>
-        <w:t>أُعيد بناء سور المدينة بعد هدمه في العصر العباسي بمخطط مختلف ومنخفض الارتفاع دون خندق</w:t>
+        <w:t xml:space="preserve">اتسمت هذه الفترة بإعادة تحصين المدينة بعد </w:t>
+      </w:r>
+      <w:r>
+        <w:rPr>
+          <w:rFonts w:hint="cs"/>
+          <w:color w:val="000000"/>
+          <w:rtl/>
+        </w:rPr>
+        <w:t>تدمير السور في الفترة العباسية</w:t>
+      </w:r>
+      <w:r>
+        <w:rPr>
+          <w:color w:val="000000"/>
+          <w:rtl/>
+        </w:rPr>
+        <w:t>، حيث أُقيم سور دفاعي جديد منخفض الارتفاع وبمسار مختلف عن الأسوار القديمة ودون خندق خارجي</w:t>
       </w:r>
       <w:r>
         <w:rPr>
@@ -309,7 +324,97 @@
           <w:color w:val="000000"/>
           <w:rtl/>
         </w:rPr>
-        <w:t>شهدت هذه الحقبة هجر الأحياء الشمالية وخلو الجامع الأموي من المصلين، وتركز الاستيطان السكني في الجزء الجنوبي من المدينة</w:t>
+        <w:t>عانت المدينة من انكماش ديموغرافي وتراجع في كثافة أحيائها الشمالية التي أصابها الخراب، مما أدى إلى خلو الجامع العتيق وتراجع دوره الحيوي، في حين تركزت غالبية الكتلة السكنية الحية والنشاط اليومي في القسم الجنوبي المحمي من المدينة</w:t>
+      </w:r>
+      <w:r>
+        <w:rPr>
+          <w:color w:val="000000"/>
+        </w:rPr>
+        <w:t>..</w:t>
+      </w:r>
+    </w:p>
+    <w:p>
+      <w:pPr>
+        <w:bidi/>
+        <w:rPr>
+          <w:color w:val="000000"/>
+          <w:rtl/>
+        </w:rPr>
+      </w:pPr>
+    </w:p>
+    <w:p>
+      <w:pPr>
+        <w:bidi/>
+        <w:rPr>
+          <w:color w:val="000000"/>
+          <w:rtl/>
+        </w:rPr>
+      </w:pPr>
+      <w:r>
+        <w:rPr>
+          <w:rFonts w:hint="cs"/>
+          <w:color w:val="000000"/>
+          <w:rtl/>
+        </w:rPr>
+        <w:t>سنة 1127 م:</w:t>
+      </w:r>
+    </w:p>
+    <w:p>
+      <w:pPr>
+        <w:bidi/>
+        <w:rPr>
+          <w:color w:val="000000"/>
+          <w:rtl/>
+        </w:rPr>
+      </w:pPr>
+      <w:r>
+        <w:rPr>
+          <w:color w:val="000000"/>
+          <w:rtl/>
+        </w:rPr>
+        <w:t>بلغت المدينة ذروة اتساعها بنحو 277.8 هكتاراً وشُيد الجامع النوري الكبير (1170م) فنقل المركز الحضري لصالحه</w:t>
+      </w:r>
+      <w:r>
+        <w:rPr>
+          <w:color w:val="000000"/>
+        </w:rPr>
+        <w:t xml:space="preserve">. </w:t>
+      </w:r>
+      <w:r>
+        <w:rPr>
+          <w:color w:val="000000"/>
+          <w:rtl/>
+        </w:rPr>
+        <w:t xml:space="preserve">وُسّع السور ليضم قلعة </w:t>
+      </w:r>
+      <w:proofErr w:type="spellStart"/>
+      <w:r>
+        <w:rPr>
+          <w:color w:val="000000"/>
+          <w:rtl/>
+        </w:rPr>
+        <w:t>باشطابيا</w:t>
+      </w:r>
+      <w:proofErr w:type="spellEnd"/>
+      <w:r>
+        <w:rPr>
+          <w:color w:val="000000"/>
+          <w:rtl/>
+        </w:rPr>
+        <w:t xml:space="preserve"> وحُول السور القديم لفاصل داخلي عُرف بـ "الميدان</w:t>
+      </w:r>
+      <w:r>
+        <w:rPr>
+          <w:color w:val="000000"/>
+        </w:rPr>
+        <w:t>"</w:t>
+      </w:r>
+      <w:r>
+        <w:rPr>
+          <w:color w:val="000000"/>
+          <w:rtl/>
+        </w:rPr>
+        <w:t>، كما بنى بدر الدين لؤلؤ أضرحة ومَشاهد تذكارية على مسافات منتظمة عند البوابات</w:t>
       </w:r>
       <w:r>
         <w:rPr>
@@ -341,23 +446,39 @@
           <w:color w:val="000000"/>
           <w:rtl/>
         </w:rPr>
-        <w:t>سنة 1127 م:</w:t>
-      </w:r>
-    </w:p>
-    <w:p>
-      <w:pPr>
-        <w:bidi/>
-        <w:rPr>
-          <w:color w:val="000000"/>
-          <w:rtl/>
-        </w:rPr>
-      </w:pPr>
-      <w:r>
-        <w:rPr>
-          <w:color w:val="000000"/>
-          <w:rtl/>
-        </w:rPr>
-        <w:t>بلغت المدينة ذروة اتساعها بنحو 277.8 هكتاراً وشُيد الجامع النوري الكبير (1170م) فنقل المركز الحضري لصالحه</w:t>
+        <w:t>1778 م:</w:t>
+      </w:r>
+    </w:p>
+    <w:p>
+      <w:pPr>
+        <w:bidi/>
+        <w:rPr>
+          <w:color w:val="000000"/>
+          <w:rtl/>
+        </w:rPr>
+      </w:pPr>
+      <w:r>
+        <w:rPr>
+          <w:color w:val="000000"/>
+          <w:rtl/>
+        </w:rPr>
+        <w:t xml:space="preserve">اكتمل النسيج العمراني للمدينة داخل أسوارها ككتلة </w:t>
+      </w:r>
+      <w:proofErr w:type="spellStart"/>
+      <w:r>
+        <w:rPr>
+          <w:color w:val="000000"/>
+          <w:rtl/>
+        </w:rPr>
+        <w:t>متضامة</w:t>
+      </w:r>
+      <w:proofErr w:type="spellEnd"/>
+      <w:r>
+        <w:rPr>
+          <w:color w:val="000000"/>
+          <w:rtl/>
+        </w:rPr>
+        <w:t xml:space="preserve"> وعضوية عالية الكثافة</w:t>
       </w:r>
       <w:r>
         <w:rPr>
@@ -370,7 +491,7 @@
           <w:color w:val="000000"/>
           <w:rtl/>
         </w:rPr>
-        <w:t xml:space="preserve">وُسّع السور ليضم قلعة </w:t>
+        <w:t xml:space="preserve">تميزت هذه الحقبة بترميم واستحكام المنظومة الدفاعية (الأسوار، الأبراج، والخندق) إبان مواجهة الغزو الفارسي (نادر شاه)، مع إعادة إعمار واسعة للمساجد، والمدارس، والبيوت </w:t>
       </w:r>
       <w:proofErr w:type="spellStart"/>
       <w:r>
@@ -378,7 +499,7 @@
           <w:color w:val="000000"/>
           <w:rtl/>
         </w:rPr>
-        <w:t>باشطابيا</w:t>
+        <w:t>الفنائية</w:t>
       </w:r>
       <w:proofErr w:type="spellEnd"/>
       <w:r>
@@ -386,20 +507,43 @@
           <w:color w:val="000000"/>
           <w:rtl/>
         </w:rPr>
-        <w:t xml:space="preserve"> وحُول السور القديم لفاصل داخلي عُرف بـ "الميدان</w:t>
-      </w:r>
-      <w:r>
-        <w:rPr>
-          <w:color w:val="000000"/>
-        </w:rPr>
-        <w:t>"</w:t>
-      </w:r>
-      <w:r>
-        <w:rPr>
-          <w:color w:val="000000"/>
-          <w:rtl/>
-        </w:rPr>
-        <w:t>، كما بنى بدر الدين لؤلؤ أضرحة ومَشاهد تذكارية على مسافات منتظمة عند البوابات</w:t>
+        <w:t xml:space="preserve"> ذات الزخارف </w:t>
+      </w:r>
+      <w:r>
+        <w:rPr>
+          <w:rFonts w:hint="cs"/>
+          <w:color w:val="000000"/>
+          <w:rtl/>
+        </w:rPr>
+        <w:t>الرخامية.</w:t>
+      </w:r>
+      <w:r>
+        <w:rPr>
+          <w:color w:val="000000"/>
+        </w:rPr>
+        <w:t xml:space="preserve"> </w:t>
+      </w:r>
+      <w:r>
+        <w:rPr>
+          <w:color w:val="000000"/>
+          <w:rtl/>
+        </w:rPr>
+        <w:t xml:space="preserve">تركز النشاط الاقتصادي في قطاع الأسواق والخانات </w:t>
+      </w:r>
+      <w:r>
+        <w:rPr>
+          <w:rFonts w:hint="cs"/>
+          <w:color w:val="000000"/>
+          <w:rtl/>
+        </w:rPr>
+        <w:t>الكبرى جنوب</w:t>
+      </w:r>
+      <w:r>
+        <w:rPr>
+          <w:color w:val="000000"/>
+          <w:rtl/>
+        </w:rPr>
+        <w:t xml:space="preserve"> وشرق المدينة قرب النهر، وارتبطت ضفتا دجلة بحركة تجارية نشطة عبر جسر القوارب العائم، مع بقاء فضاء الميدان متنفساً عسكرياً وحرفياً في الشمال</w:t>
       </w:r>
       <w:r>
         <w:rPr>
@@ -416,38 +560,37 @@
           <w:rtl/>
         </w:rPr>
       </w:pPr>
-    </w:p>
-    <w:p>
-      <w:pPr>
-        <w:bidi/>
-        <w:rPr>
-          <w:color w:val="000000"/>
-          <w:rtl/>
-        </w:rPr>
-      </w:pPr>
-      <w:r>
-        <w:rPr>
-          <w:rFonts w:hint="cs"/>
-          <w:color w:val="000000"/>
-          <w:rtl/>
-        </w:rPr>
-        <w:t>1778 م:</w:t>
-      </w:r>
-    </w:p>
-    <w:p>
-      <w:pPr>
-        <w:bidi/>
-        <w:rPr>
-          <w:color w:val="000000"/>
-          <w:rtl/>
-        </w:rPr>
-      </w:pPr>
-      <w:r>
-        <w:rPr>
-          <w:color w:val="000000"/>
-          <w:rtl/>
-        </w:rPr>
-        <w:t>توثق خريطة نيبور النسيج العضوي المتضام المكتمل وترميم الأسوار والخندق بجهود حسين باشا الجليلي بعد اندحار حصار نادر شاه</w:t>
+      <w:r>
+        <w:rPr>
+          <w:rFonts w:hint="cs"/>
+          <w:color w:val="000000"/>
+          <w:rtl/>
+        </w:rPr>
+        <w:t>1838 م:</w:t>
+      </w:r>
+    </w:p>
+    <w:p>
+      <w:pPr>
+        <w:bidi/>
+        <w:rPr>
+          <w:color w:val="000000"/>
+          <w:rtl/>
+        </w:rPr>
+      </w:pPr>
+      <w:r>
+        <w:rPr>
+          <w:color w:val="000000"/>
+          <w:rtl/>
+        </w:rPr>
+        <w:t xml:space="preserve">سادت المدينة حالة من التراجع الديموغرافي والاقتصادي انعكست على نسيجها المبني؛ إذ تقلصت رقعة الاستيطان الفعلي لتتركز بكثافة في القطاعين الأوسط والجنوبي حيث تتشابك الأسواق والمحلات التقليدية حول الأنماط السكنية الحصينة ذات </w:t>
+      </w:r>
+      <w:r>
+        <w:rPr>
+          <w:color w:val="000000"/>
+          <w:rtl/>
+        </w:rPr>
+        <w:lastRenderedPageBreak/>
+        <w:t>السراديب العميقة والأفنية الداخلية</w:t>
       </w:r>
       <w:r>
         <w:rPr>
@@ -460,11 +603,13 @@
           <w:color w:val="000000"/>
           <w:rtl/>
         </w:rPr>
-        <w:t>تُظهر الخريطة تركز الأسواق جنوباً وربط الضفتين عبر جسر القوارب العائم، مع بقاء منطقة الميدان شمالاً كفضاء عسكري</w:t>
-      </w:r>
-      <w:r>
-        <w:rPr>
-          <w:color w:val="000000"/>
+        <w:t>في المقابل، تحولت الأجزاء الشمالية الداخلية المحاذية للسور إلى مساحات شبه مهجورة وفضاءات خراب، مع بقاء السور التاريخي حاجزاً ومحدداً مكانياً صارماً يمنع أي توسع خارجي</w:t>
+      </w:r>
+      <w:r>
+        <w:rPr>
+          <w:rFonts w:hint="cs"/>
+          <w:color w:val="000000"/>
+          <w:rtl/>
         </w:rPr>
         <w:t>.</w:t>
       </w:r>
@@ -483,23 +628,96 @@
           <w:color w:val="000000"/>
           <w:rtl/>
         </w:rPr>
-        <w:t>1838 م:</w:t>
-      </w:r>
-    </w:p>
-    <w:p>
-      <w:pPr>
-        <w:bidi/>
-        <w:rPr>
-          <w:color w:val="000000"/>
-          <w:rtl/>
-        </w:rPr>
-      </w:pPr>
-      <w:r>
-        <w:rPr>
-          <w:color w:val="000000"/>
-          <w:rtl/>
-        </w:rPr>
-        <w:t xml:space="preserve">وثّق الضابط البروسي فون </w:t>
+        <w:t>1852 م:</w:t>
+      </w:r>
+    </w:p>
+    <w:p>
+      <w:pPr>
+        <w:bidi/>
+        <w:rPr>
+          <w:color w:val="000000"/>
+          <w:rtl/>
+        </w:rPr>
+      </w:pPr>
+      <w:r>
+        <w:rPr>
+          <w:color w:val="000000"/>
+          <w:rtl/>
+        </w:rPr>
+        <w:t>استقرت المورفولوجيا الحضرية كمدينة محصنة تقليدية محكومة بنظام أمني صارم يفرضه السور الحجري المدعم بالأبراج المحيطية والخندق المائي العميق</w:t>
+      </w:r>
+      <w:r>
+        <w:rPr>
+          <w:rFonts w:hint="cs"/>
+          <w:color w:val="000000"/>
+          <w:rtl/>
+        </w:rPr>
+        <w:t>.</w:t>
+      </w:r>
+      <w:r>
+        <w:rPr>
+          <w:color w:val="000000"/>
+        </w:rPr>
+        <w:t xml:space="preserve"> </w:t>
+      </w:r>
+      <w:r>
+        <w:rPr>
+          <w:color w:val="000000"/>
+          <w:rtl/>
+        </w:rPr>
+        <w:t>اعتمدت المنظومة البيئية والخدمية على شبكة مجاري وقنوات متفرعة من "نهر الحر" القادم من شمال غرب المدينة ليغذي البساتين والحمامات والمرافق الحضرية قبل اتصاله بمجرى دجلة، مشكلاً تكاملاً بين الموارد المائية وتوزيع الكتل السكنية المتراصة</w:t>
+      </w:r>
+      <w:r>
+        <w:rPr>
+          <w:color w:val="000000"/>
+        </w:rPr>
+        <w:t>.</w:t>
+      </w:r>
+    </w:p>
+    <w:p>
+      <w:pPr>
+        <w:bidi/>
+        <w:rPr>
+          <w:color w:val="000000"/>
+          <w:rtl/>
+        </w:rPr>
+      </w:pPr>
+      <w:r>
+        <w:rPr>
+          <w:rFonts w:hint="cs"/>
+          <w:color w:val="000000"/>
+          <w:rtl/>
+        </w:rPr>
+        <w:t>1906 م:</w:t>
+      </w:r>
+    </w:p>
+    <w:p>
+      <w:pPr>
+        <w:bidi/>
+        <w:rPr>
+          <w:color w:val="000000"/>
+          <w:rtl/>
+        </w:rPr>
+      </w:pPr>
+      <w:r>
+        <w:rPr>
+          <w:color w:val="000000"/>
+          <w:rtl/>
+        </w:rPr>
+        <w:t>وصل النسيج العضوي داخل الأسوار إلى أقصى طاقته الاستيعابية من الاكتظاظ السكاني، وتلاصقت الدور السكنية عبر أزقة متعرجة ومغطاة بقناطر حجرية</w:t>
+      </w:r>
+      <w:r>
+        <w:rPr>
+          <w:color w:val="000000"/>
+        </w:rPr>
+        <w:t xml:space="preserve">. </w:t>
+      </w:r>
+      <w:r>
+        <w:rPr>
+          <w:color w:val="000000"/>
+          <w:rtl/>
+        </w:rPr>
+        <w:t xml:space="preserve">بدأت المدينة تشهد كسر العزلة عبر الامتداد الخفيف خارج محيط الأسوار القديمة، ولا سيما التمدد جنوباً خارج البوابات باتجاه مجمع جامع </w:t>
       </w:r>
       <w:proofErr w:type="spellStart"/>
       <w:r>
@@ -507,7 +725,7 @@
           <w:color w:val="000000"/>
           <w:rtl/>
         </w:rPr>
-        <w:t>مولتكه</w:t>
+        <w:t>المجاهدي</w:t>
       </w:r>
       <w:proofErr w:type="spellEnd"/>
       <w:r>
@@ -515,7 +733,7 @@
           <w:color w:val="000000"/>
           <w:rtl/>
         </w:rPr>
-        <w:t xml:space="preserve"> تقلص الكتلة السكنية وتركزها في الوسط والجنوب، مع تحول الجزء الشمالي الداخلي إلى خراب ومساحات خالية، واستمرار السور كحد مكاني صارم</w:t>
+        <w:t xml:space="preserve"> (الخضر)، مع الحفاظ على هوية السور والأبواب كمفاصل لضبط الدخول والخروج والنشاط التجاري</w:t>
       </w:r>
       <w:r>
         <w:rPr>
@@ -538,43 +756,327 @@
           <w:color w:val="000000"/>
           <w:rtl/>
         </w:rPr>
-        <w:t>1852 م:</w:t>
-      </w:r>
-    </w:p>
-    <w:p>
-      <w:pPr>
-        <w:bidi/>
-        <w:rPr>
-          <w:color w:val="000000"/>
-          <w:rtl/>
-        </w:rPr>
-      </w:pPr>
-      <w:r>
-        <w:rPr>
-          <w:color w:val="000000"/>
-          <w:rtl/>
-        </w:rPr>
-        <w:t>مسح مساحي دقيق وثّق تفاصيل شبكة الشوارع والأسوار والخندق المحيط (بعمق 20 قدماً وعرض 50 قدماً</w:t>
-      </w:r>
-      <w:r>
-        <w:rPr>
-          <w:color w:val="000000"/>
-        </w:rPr>
-        <w:t>)</w:t>
-      </w:r>
-      <w:r>
-        <w:rPr>
-          <w:color w:val="000000"/>
-          <w:rtl/>
-        </w:rPr>
-        <w:t>، وأثبت جغرافياً تفرع قناة نهر الحر من شمال غرب المدينة عند دير مار ميخائيل واندماجها مع مجرى دجلة</w:t>
-      </w:r>
-      <w:r>
-        <w:rPr>
-          <w:color w:val="000000"/>
+        <w:t>1919 م:</w:t>
+      </w:r>
+    </w:p>
+    <w:p>
+      <w:pPr>
+        <w:bidi/>
+        <w:rPr>
+          <w:color w:val="000000"/>
+          <w:rtl/>
+        </w:rPr>
+      </w:pPr>
+      <w:r>
+        <w:rPr>
+          <w:color w:val="000000"/>
+          <w:rtl/>
+        </w:rPr>
+        <w:t>شهدت البنية المكانية للمدينة صدمة تحديثية أولى كسرت انغلاقها النسيجي التاريخي؛ حيث بدأت أعمال شق "شارع نينوى" كأول محور مروري مستقيم يخترق قلب المدينة القديمة من جهة الجسر وصولاً إلى عمق النسيج قرب كنيسة الساعة</w:t>
+      </w:r>
+      <w:r>
+        <w:rPr>
+          <w:color w:val="000000"/>
+        </w:rPr>
+        <w:t xml:space="preserve">. </w:t>
+      </w:r>
+      <w:r>
+        <w:rPr>
+          <w:color w:val="000000"/>
+          <w:rtl/>
+        </w:rPr>
+        <w:t>شكّل هذا الاختراق بداية تقطيع أوصال المحلات التراثية المتصلة، وتزامن مع زوال الطابع العسكري للأسوار وبدء تفكيك أجزاء منها لتسهيل الربط مع حركة النقل الصاعدة</w:t>
+      </w:r>
+      <w:r>
+        <w:rPr>
+          <w:color w:val="000000"/>
+        </w:rPr>
+        <w:t>..</w:t>
+      </w:r>
+    </w:p>
+    <w:p>
+      <w:pPr>
+        <w:bidi/>
+        <w:rPr>
+          <w:color w:val="000000"/>
+          <w:rtl/>
+        </w:rPr>
+      </w:pPr>
+      <w:r>
+        <w:rPr>
+          <w:rFonts w:hint="cs"/>
+          <w:color w:val="000000"/>
+          <w:rtl/>
+        </w:rPr>
+        <w:t>1944 م:</w:t>
+      </w:r>
+    </w:p>
+    <w:p>
+      <w:pPr>
+        <w:bidi/>
+        <w:rPr>
+          <w:color w:val="000000"/>
+          <w:rtl/>
+        </w:rPr>
+      </w:pPr>
+      <w:r>
+        <w:rPr>
+          <w:color w:val="000000"/>
+          <w:rtl/>
+        </w:rPr>
+        <w:t xml:space="preserve">اكتمل التحول </w:t>
+      </w:r>
+      <w:proofErr w:type="spellStart"/>
+      <w:r>
+        <w:rPr>
+          <w:color w:val="000000"/>
+          <w:rtl/>
+        </w:rPr>
+        <w:t>المورفولوجي</w:t>
+      </w:r>
+      <w:proofErr w:type="spellEnd"/>
+      <w:r>
+        <w:rPr>
+          <w:color w:val="000000"/>
+          <w:rtl/>
+        </w:rPr>
+        <w:t xml:space="preserve"> في بنية المدينة القديمة بافتتاح الجسر الحديدي الثابت واكتمال المحاور الطرقية </w:t>
+      </w:r>
+      <w:proofErr w:type="gramStart"/>
+      <w:r>
+        <w:rPr>
+          <w:color w:val="000000"/>
+          <w:rtl/>
+        </w:rPr>
+        <w:t xml:space="preserve">الكبرى </w:t>
+      </w:r>
+      <w:r>
+        <w:rPr>
+          <w:rFonts w:hint="cs"/>
+          <w:color w:val="000000"/>
+          <w:rtl/>
         </w:rPr>
         <w:t>.</w:t>
       </w:r>
+      <w:proofErr w:type="gramEnd"/>
+      <w:r>
+        <w:rPr>
+          <w:color w:val="000000"/>
+        </w:rPr>
+        <w:t xml:space="preserve"> </w:t>
+      </w:r>
+      <w:r>
+        <w:rPr>
+          <w:color w:val="000000"/>
+          <w:rtl/>
+        </w:rPr>
+        <w:t xml:space="preserve">أدى ذلك إلى تمزيق الكتل الحضرية التاريخية </w:t>
+      </w:r>
+      <w:proofErr w:type="spellStart"/>
+      <w:r>
+        <w:rPr>
+          <w:color w:val="000000"/>
+          <w:rtl/>
+        </w:rPr>
+        <w:t>المتضامة</w:t>
+      </w:r>
+      <w:proofErr w:type="spellEnd"/>
+      <w:r>
+        <w:rPr>
+          <w:color w:val="000000"/>
+          <w:rtl/>
+        </w:rPr>
+        <w:t xml:space="preserve"> وتقسيمها إلى </w:t>
+      </w:r>
+      <w:proofErr w:type="gramStart"/>
+      <w:r>
+        <w:rPr>
+          <w:color w:val="000000"/>
+          <w:rtl/>
+        </w:rPr>
+        <w:t>أربعة</w:t>
+      </w:r>
+      <w:proofErr w:type="gramEnd"/>
+      <w:r>
+        <w:rPr>
+          <w:color w:val="000000"/>
+          <w:rtl/>
+        </w:rPr>
+        <w:t xml:space="preserve"> قطاعات معزولة، وتحولت المسارات الداخلية التي صُممت تاريخياً لحركة المشاة والدواب إلى قنوات لعبور المركبات الآلية، مما أطلق موجة هجرة للطبقات الميسورة باتجاه الضواحي الحديثة</w:t>
+      </w:r>
+      <w:r>
+        <w:rPr>
+          <w:color w:val="000000"/>
+        </w:rPr>
+        <w:t>.</w:t>
+      </w:r>
+    </w:p>
+    <w:p>
+      <w:pPr>
+        <w:bidi/>
+        <w:rPr>
+          <w:color w:val="000000"/>
+          <w:rtl/>
+        </w:rPr>
+      </w:pPr>
+      <w:r>
+        <w:rPr>
+          <w:rFonts w:hint="cs"/>
+          <w:color w:val="000000"/>
+          <w:rtl/>
+        </w:rPr>
+        <w:t>1966 م:</w:t>
+      </w:r>
+    </w:p>
+    <w:p>
+      <w:pPr>
+        <w:bidi/>
+        <w:rPr>
+          <w:color w:val="000000"/>
+          <w:rtl/>
+        </w:rPr>
+      </w:pPr>
+      <w:r>
+        <w:rPr>
+          <w:color w:val="000000"/>
+          <w:rtl/>
+        </w:rPr>
+        <w:t>تجاوزت المدينة حدودها التاريخية تماماً</w:t>
+      </w:r>
+      <w:r>
+        <w:rPr>
+          <w:rFonts w:hint="cs"/>
+          <w:color w:val="000000"/>
+          <w:rtl/>
+        </w:rPr>
+        <w:t>،</w:t>
+      </w:r>
+      <w:r>
+        <w:rPr>
+          <w:color w:val="000000"/>
+          <w:rtl/>
+        </w:rPr>
+        <w:t xml:space="preserve"> حيث طغى النمو العمراني الحديث عبر التمدد الهائل نحو الضفة </w:t>
+      </w:r>
+      <w:r>
+        <w:rPr>
+          <w:rFonts w:hint="cs"/>
+          <w:color w:val="000000"/>
+          <w:rtl/>
+        </w:rPr>
+        <w:t>الشرقية مدعوماً</w:t>
+      </w:r>
+      <w:r>
+        <w:rPr>
+          <w:color w:val="000000"/>
+          <w:rtl/>
+        </w:rPr>
+        <w:t xml:space="preserve"> بتشييد الجسور الخرسانية الحديثة</w:t>
+      </w:r>
+      <w:r>
+        <w:rPr>
+          <w:color w:val="000000"/>
+        </w:rPr>
+        <w:t xml:space="preserve">. </w:t>
+      </w:r>
+      <w:r>
+        <w:rPr>
+          <w:color w:val="000000"/>
+          <w:rtl/>
+        </w:rPr>
+        <w:t>تسبب هذا في إزالة واندثار الجزء الأكبر من السور التاريخي وبواباته القديمة، وتحولت النواة التاريخية (الموصل القديمة) من كونها كامل المدينة إلى مركز تقليدي يعاني من الضغط المروري والتجاري العابر</w:t>
+      </w:r>
+      <w:r>
+        <w:rPr>
+          <w:color w:val="000000"/>
+        </w:rPr>
+        <w:t>.</w:t>
+      </w:r>
+      <w:r>
+        <w:rPr>
+          <w:rFonts w:hint="cs"/>
+          <w:color w:val="000000"/>
+          <w:rtl/>
+        </w:rPr>
+        <w:t xml:space="preserve"> </w:t>
+      </w:r>
+    </w:p>
+    <w:p>
+      <w:pPr>
+        <w:bidi/>
+        <w:rPr>
+          <w:color w:val="000000"/>
+          <w:rtl/>
+        </w:rPr>
+      </w:pPr>
+      <w:r>
+        <w:rPr>
+          <w:rFonts w:hint="cs"/>
+          <w:color w:val="000000"/>
+          <w:rtl/>
+        </w:rPr>
+        <w:t>1980 م:</w:t>
+      </w:r>
+    </w:p>
+    <w:p>
+      <w:pPr>
+        <w:bidi/>
+        <w:rPr>
+          <w:color w:val="000000"/>
+          <w:rtl/>
+        </w:rPr>
+      </w:pPr>
+      <w:r>
+        <w:rPr>
+          <w:color w:val="000000"/>
+          <w:rtl/>
+        </w:rPr>
+        <w:t xml:space="preserve">تعمقت الفجوة بين المركز التراثي </w:t>
+      </w:r>
+      <w:proofErr w:type="spellStart"/>
+      <w:r>
+        <w:rPr>
+          <w:color w:val="000000"/>
+          <w:rtl/>
+        </w:rPr>
+        <w:t>المتداعي</w:t>
+      </w:r>
+      <w:proofErr w:type="spellEnd"/>
+      <w:r>
+        <w:rPr>
+          <w:color w:val="000000"/>
+          <w:rtl/>
+        </w:rPr>
+        <w:t xml:space="preserve"> وأطراف المدينة المترامية؛ حيث أدت مشاريع التطوير العشوائي وفتح الفتحات الإضافية وتوسعة بعض المحاور لحركة السيارات إلى فقدان مستمر لوحدات النسيج السكني التراثي</w:t>
+      </w:r>
+      <w:r>
+        <w:rPr>
+          <w:color w:val="000000"/>
+        </w:rPr>
+        <w:t xml:space="preserve">. </w:t>
+      </w:r>
+      <w:r>
+        <w:rPr>
+          <w:color w:val="000000"/>
+          <w:rtl/>
+        </w:rPr>
+        <w:t>تحولت الكثير من الدور التاريخية في أطراف المحلات إلى مخازن تجارية وورش حرفية ملوثة ملحقة بالأسواق، مما أفقد المدينة التراثية جزءاً كبيراً من هويتها السكنية ووظيفتها الاجتماعية التقليدية</w:t>
+      </w:r>
+      <w:r>
+        <w:rPr>
+          <w:color w:val="000000"/>
+        </w:rPr>
+        <w:t>.</w:t>
+      </w:r>
+    </w:p>
+    <w:p>
+      <w:pPr>
+        <w:bidi/>
+        <w:rPr>
+          <w:color w:val="000000"/>
+          <w:rtl/>
+        </w:rPr>
+      </w:pPr>
     </w:p>
     <w:p>
       <w:pPr>
@@ -591,23 +1093,92 @@
           <w:rtl/>
         </w:rPr>
         <w:lastRenderedPageBreak/>
-        <w:t>1906 م:</w:t>
-      </w:r>
-    </w:p>
-    <w:p>
-      <w:pPr>
-        <w:bidi/>
-        <w:rPr>
-          <w:color w:val="000000"/>
-          <w:rtl/>
-        </w:rPr>
-      </w:pPr>
-      <w:r>
-        <w:rPr>
-          <w:color w:val="000000"/>
-          <w:rtl/>
-        </w:rPr>
-        <w:t xml:space="preserve">يقدم مخطط إسماعيل حقي أوضح تمثيل للنسيج العضوي المكتظ وتوزيع المحلات والمباني الدينية مع بقاء السور وبواباته، وبدء امتداد طفيف للمباني خارج الباب الجنوبي نحو جامع </w:t>
+        <w:t>2003 م:</w:t>
+      </w:r>
+    </w:p>
+    <w:p>
+      <w:pPr>
+        <w:bidi/>
+        <w:rPr>
+          <w:color w:val="000000"/>
+          <w:rtl/>
+        </w:rPr>
+      </w:pPr>
+      <w:r>
+        <w:rPr>
+          <w:color w:val="000000"/>
+          <w:rtl/>
+        </w:rPr>
+        <w:t>اتسمت هذه الحقبة بتدهور بيئي وحضري متسارع للنسيج التراثي التاريخي، حيث تسببت عقود الحصار الاقتصادي والنمو السكاني والضغط المروري المتولد من الجسور النهرية في تآكل ما نسبته 20% إلى 40% من المباني السكنية القديمة نتيجة انعدام أعمال الصيانة، وانهيار المرافق الخدمية، واستبدال البيوت التراثية المتداعية بكتل إسمنتية تفتقر للهوية المعمارية الأصيلة</w:t>
+      </w:r>
+      <w:r>
+        <w:rPr>
+          <w:color w:val="000000"/>
+        </w:rPr>
+        <w:t>.</w:t>
+      </w:r>
+    </w:p>
+    <w:p>
+      <w:pPr>
+        <w:bidi/>
+        <w:rPr>
+          <w:color w:val="000000"/>
+          <w:rtl/>
+        </w:rPr>
+      </w:pPr>
+      <w:r>
+        <w:rPr>
+          <w:rFonts w:hint="cs"/>
+          <w:color w:val="000000"/>
+          <w:rtl/>
+        </w:rPr>
+        <w:t>2020 م:</w:t>
+      </w:r>
+    </w:p>
+    <w:p>
+      <w:pPr>
+        <w:bidi/>
+        <w:rPr>
+          <w:rtl/>
+        </w:rPr>
+      </w:pPr>
+      <w:r>
+        <w:rPr>
+          <w:color w:val="000000"/>
+          <w:rtl/>
+        </w:rPr>
+        <w:t xml:space="preserve">عاشت المدينة أكبر نكبة عمرانية في تاريخها المعاصر عقب المعارك العسكرية عام 2017، والتي أسفرت عن تدمير هائل طال النسيج الكلي بنسب مرتفعة جداً، وتضرر قرابة نصف المباني الأثرية والدينية </w:t>
+      </w:r>
+      <w:proofErr w:type="gramStart"/>
+      <w:r>
+        <w:rPr>
+          <w:color w:val="000000"/>
+          <w:rtl/>
+        </w:rPr>
+        <w:t xml:space="preserve">والتاريخية </w:t>
+      </w:r>
+      <w:r>
+        <w:rPr>
+          <w:rFonts w:hint="cs"/>
+          <w:color w:val="000000"/>
+          <w:rtl/>
+        </w:rPr>
+        <w:t>.</w:t>
+      </w:r>
+      <w:r>
+        <w:rPr>
+          <w:color w:val="000000"/>
+          <w:rtl/>
+        </w:rPr>
+        <w:t>دخلت</w:t>
+      </w:r>
+      <w:proofErr w:type="gramEnd"/>
+      <w:r>
+        <w:rPr>
+          <w:color w:val="000000"/>
+          <w:rtl/>
+        </w:rPr>
+        <w:t xml:space="preserve"> المدينة مرحلة صراع </w:t>
       </w:r>
       <w:proofErr w:type="spellStart"/>
       <w:r>
@@ -615,265 +1186,45 @@
           <w:color w:val="000000"/>
           <w:rtl/>
         </w:rPr>
-        <w:t>المجاهدي</w:t>
+        <w:t>مورفولوجي</w:t>
       </w:r>
       <w:proofErr w:type="spellEnd"/>
       <w:r>
         <w:rPr>
           <w:color w:val="000000"/>
+          <w:rtl/>
+        </w:rPr>
+        <w:t xml:space="preserve"> حرج بين متطلبات الإنقاذ وإعادة الإعمار السريع وفتح الشوارع، وبين مساعي الحفاظ على أصالة الأزقة </w:t>
+      </w:r>
+      <w:proofErr w:type="spellStart"/>
+      <w:r>
+        <w:rPr>
+          <w:color w:val="000000"/>
+          <w:rtl/>
+        </w:rPr>
+        <w:t>المتضامة</w:t>
+      </w:r>
+      <w:proofErr w:type="spellEnd"/>
+      <w:r>
+        <w:rPr>
+          <w:color w:val="000000"/>
+          <w:rtl/>
+        </w:rPr>
+        <w:t xml:space="preserve"> والأنساق المعمارية التقليدية لحماية الذاكرة الجمعية للموصل</w:t>
+      </w:r>
+      <w:r>
+        <w:rPr>
+          <w:color w:val="000000"/>
         </w:rPr>
         <w:t>.</w:t>
       </w:r>
     </w:p>
     <w:p>
       <w:pPr>
-        <w:bidi/>
-        <w:rPr>
-          <w:color w:val="000000"/>
-          <w:rtl/>
-        </w:rPr>
-      </w:pPr>
-      <w:r>
-        <w:rPr>
-          <w:rFonts w:hint="cs"/>
-          <w:color w:val="000000"/>
-          <w:rtl/>
-        </w:rPr>
-        <w:t>1919 م:</w:t>
-      </w:r>
-    </w:p>
-    <w:p>
-      <w:pPr>
-        <w:bidi/>
-        <w:rPr>
-          <w:color w:val="000000"/>
-          <w:rtl/>
-        </w:rPr>
-      </w:pPr>
-      <w:r>
-        <w:rPr>
-          <w:color w:val="000000"/>
-          <w:rtl/>
-        </w:rPr>
-        <w:t xml:space="preserve">رصد </w:t>
-      </w:r>
-      <w:proofErr w:type="spellStart"/>
-      <w:r>
-        <w:rPr>
-          <w:color w:val="000000"/>
-          <w:rtl/>
-        </w:rPr>
-        <w:t>هيرتسفيلد</w:t>
-      </w:r>
-      <w:proofErr w:type="spellEnd"/>
-      <w:r>
-        <w:rPr>
-          <w:color w:val="000000"/>
-          <w:rtl/>
-        </w:rPr>
-        <w:t xml:space="preserve"> النسيج التراثي بالتزامن مع تنفيذ المرحلة الأولى لشق شارع نينوى من جهة الجسر حتى كنيسة الساعة، كأول شريان مستقيم يكسر خصوصية الأزقة العضوية القديمة</w:t>
-      </w:r>
-      <w:r>
-        <w:rPr>
-          <w:color w:val="000000"/>
-        </w:rPr>
-        <w:t>.</w:t>
-      </w:r>
-    </w:p>
-    <w:p>
-      <w:pPr>
-        <w:bidi/>
-        <w:rPr>
-          <w:color w:val="000000"/>
-          <w:rtl/>
-        </w:rPr>
-      </w:pPr>
-      <w:r>
-        <w:rPr>
-          <w:rFonts w:hint="cs"/>
-          <w:color w:val="000000"/>
-          <w:rtl/>
-        </w:rPr>
-        <w:t>1944 م:</w:t>
-      </w:r>
-    </w:p>
-    <w:p>
-      <w:pPr>
-        <w:bidi/>
-        <w:rPr>
-          <w:color w:val="000000"/>
-          <w:rtl/>
-        </w:rPr>
-      </w:pPr>
-      <w:r>
-        <w:rPr>
-          <w:color w:val="000000"/>
-          <w:rtl/>
-        </w:rPr>
-        <w:t>تبرز الخريطة اكتمال فتح المحاور الشريانية الكبرى (شارع نينوى والفاروق) وافتتاح الجسر الحديدي (1934م)، مما شطر البلوكات التراثية وحول المسارات الداخلية للمشاة لقنوات عبور سيارات</w:t>
-      </w:r>
-      <w:r>
-        <w:rPr>
-          <w:color w:val="000000"/>
-        </w:rPr>
-        <w:t>.</w:t>
-      </w:r>
-    </w:p>
-    <w:p>
-      <w:pPr>
-        <w:bidi/>
-        <w:rPr>
-          <w:color w:val="000000"/>
-          <w:rtl/>
-        </w:rPr>
-      </w:pPr>
-      <w:r>
-        <w:rPr>
-          <w:rFonts w:hint="cs"/>
-          <w:color w:val="000000"/>
-          <w:rtl/>
-        </w:rPr>
-        <w:t>1966 م:</w:t>
-      </w:r>
-    </w:p>
-    <w:p>
-      <w:pPr>
-        <w:bidi/>
-        <w:rPr>
-          <w:color w:val="000000"/>
-          <w:rtl/>
-        </w:rPr>
-      </w:pPr>
-      <w:r>
-        <w:rPr>
-          <w:color w:val="000000"/>
-          <w:rtl/>
-        </w:rPr>
-        <w:t>رصدت الصور الجوية التمدد العمراني الواسع خارج الأسوار نحو الضفة اليسرى، وتشييد جسور خرسانية جديدة، مما أدى لاندثار معالم السور وبواباته وتحول النسيج القديم إلى عقدة عبور مرورية</w:t>
-      </w:r>
-      <w:r>
-        <w:rPr>
-          <w:color w:val="000000"/>
-        </w:rPr>
-        <w:t>.</w:t>
-      </w:r>
-    </w:p>
-    <w:p>
-      <w:pPr>
-        <w:bidi/>
-        <w:rPr>
-          <w:color w:val="000000"/>
-          <w:rtl/>
-        </w:rPr>
-      </w:pPr>
-      <w:r>
-        <w:rPr>
-          <w:rFonts w:hint="cs"/>
-          <w:color w:val="000000"/>
-          <w:rtl/>
-        </w:rPr>
-        <w:t>1980 م:</w:t>
-      </w:r>
-    </w:p>
-    <w:p>
-      <w:pPr>
-        <w:bidi/>
-        <w:rPr>
-          <w:color w:val="000000"/>
-          <w:rtl/>
-        </w:rPr>
-      </w:pPr>
-      <w:r>
-        <w:rPr>
-          <w:color w:val="000000"/>
-          <w:rtl/>
-        </w:rPr>
-        <w:t>رصدت الصور الجوية التمدد العمراني الواسع خارج الأسوار نحو الضفة اليسرى، وتشييد جسور خرسانية جديدة، مما أدى لاندثار معالم السور وبواباته وتحول النسيج القديم إلى عقدة عبور مرورية</w:t>
-      </w:r>
-      <w:r>
-        <w:rPr>
-          <w:color w:val="000000"/>
-        </w:rPr>
-        <w:t>.</w:t>
-      </w:r>
-    </w:p>
-    <w:p>
-      <w:pPr>
-        <w:bidi/>
-        <w:rPr>
-          <w:color w:val="000000"/>
-          <w:rtl/>
-        </w:rPr>
-      </w:pPr>
-      <w:r>
-        <w:rPr>
-          <w:rFonts w:hint="cs"/>
-          <w:color w:val="000000"/>
-          <w:rtl/>
-        </w:rPr>
-        <w:t>2003 م:</w:t>
-      </w:r>
-    </w:p>
-    <w:p>
-      <w:pPr>
-        <w:bidi/>
-        <w:rPr>
-          <w:color w:val="000000"/>
-          <w:rtl/>
-        </w:rPr>
-      </w:pPr>
-      <w:r>
-        <w:rPr>
-          <w:color w:val="000000"/>
-          <w:rtl/>
-        </w:rPr>
-        <w:t>أظهرت الصور الفضائية فقدان وتآكل قرابة 20% إلى 40% من النسيج السكني التراثي نتيجة الإهمال والهدم والضغط المروري المتولد من الجسور المتعددة</w:t>
-      </w:r>
-      <w:r>
-        <w:rPr>
-          <w:color w:val="000000"/>
-        </w:rPr>
-        <w:t>.</w:t>
-      </w:r>
-    </w:p>
-    <w:p>
-      <w:pPr>
-        <w:bidi/>
-        <w:rPr>
-          <w:color w:val="000000"/>
-          <w:rtl/>
-        </w:rPr>
-      </w:pPr>
-      <w:r>
-        <w:rPr>
-          <w:rFonts w:hint="cs"/>
-          <w:color w:val="000000"/>
-          <w:rtl/>
-        </w:rPr>
-        <w:t>2020 م:</w:t>
-      </w:r>
-    </w:p>
-    <w:p>
-      <w:pPr>
-        <w:bidi/>
-        <w:rPr>
-          <w:rFonts w:hint="cs"/>
-          <w:rtl/>
-        </w:rPr>
-      </w:pPr>
-      <w:r>
-        <w:rPr>
-          <w:color w:val="000000"/>
-          <w:rtl/>
-        </w:rPr>
-        <w:t>توثيق شامل للدمار غير المسبوق في معارك 2017 الذي طال 47% من المباني التاريخية والجامع النوري والواجهة النهرية، مبرزةً تحديات الحفاظ على أصالة النسيج المتضام أمام مخططات التوسعة الحديثة</w:t>
-      </w:r>
-      <w:r>
-        <w:rPr>
-          <w:color w:val="000000"/>
-        </w:rPr>
-        <w:t>.</w:t>
-      </w:r>
+        <w:rPr>
+          <w:rtl/>
+        </w:rPr>
+      </w:pPr>
     </w:p>
     <w:sectPr>
       <w:pgSz w:w="12240" w:h="15840"/>
@@ -1285,6 +1636,7 @@
   <w:style w:type="paragraph" w:default="1" w:styleId="Normal">
     <w:name w:val="Normal"/>
     <w:qFormat/>
+    <w:rsid w:val="00160728"/>
     <w:rPr>
       <w:lang w:val="en-US"/>
     </w:rPr>
